--- a/docs/Pepiros - 03 - User Manual.docx
+++ b/docs/Pepiros - 03 - User Manual.docx
@@ -80,7 +80,7 @@
           <w:sz w:val="20"/>
           <w:szCs w:val="20"/>
         </w:rPr>
-        <w:t xml:space="preserve">0.1.1</w:t>
+        <w:t xml:space="preserve">Unreleased (post-0.1.1)</w:t>
       </w:r>
     </w:p>
     <w:p>
@@ -336,7 +336,45 @@
           <w:sz w:val="22"/>
           <w:szCs w:val="22"/>
         </w:rPr>
-        <w:t xml:space="preserve">The form validates the file before anything else runs: it must actually be a PDF (checked by magic bytes, not just the file extension), under 50MB, under 120 pages, and have a real text layer rather than being a scanned image with no extractable text. A rejection names the specific problem rather than a generic failure.</w:t>
+        <w:t xml:space="preserve">The form validates the file before anything else runs: it must actually be a PDF (checked by magic bytes, not just the file extension), under 50MB, under 120 pages, and have a real text layer rather than being a scanned image with no extractable text. A rejection names the specific problem rather than a generic failure. </w:t>
+      </w:r>
+      <w:r>
+        <w:rPr>
+          <w:rFonts w:ascii="Georgia" w:cs="Georgia" w:eastAsia="Georgia" w:hAnsi="Georgia"/>
+          <w:b/>
+          <w:bCs/>
+          <w:color w:val="1B1812"/>
+          <w:sz w:val="22"/>
+          <w:szCs w:val="22"/>
+        </w:rPr>
+        <w:t xml:space="preserve">Note:</w:t>
+      </w:r>
+      <w:r>
+        <w:rPr>
+          <w:rFonts w:ascii="Georgia" w:cs="Georgia" w:eastAsia="Georgia" w:hAnsi="Georgia"/>
+          <w:color w:val="5C564A"/>
+          <w:sz w:val="22"/>
+          <w:szCs w:val="22"/>
+        </w:rPr>
+        <w:t xml:space="preserve"> actually parsing the PDF after it passes validation is a local-only step right now -- the pipeline shells out to Python, and the hosted deployment's Node runtime doesn't have a Python interpreter to run it. On pepiros.vercel.app itself, this means a fresh upload won't finish ingesting; running the app locally (</w:t>
+      </w:r>
+      <w:r>
+        <w:rPr>
+          <w:rFonts w:ascii="Consolas" w:cs="Consolas" w:eastAsia="Consolas" w:hAnsi="Consolas"/>
+          <w:color w:val="553780"/>
+          <w:sz w:val="20"/>
+          <w:szCs w:val="20"/>
+        </w:rPr>
+        <w:t xml:space="preserve">npm run dev</w:t>
+      </w:r>
+      <w:r>
+        <w:rPr>
+          <w:rFonts w:ascii="Georgia" w:cs="Georgia" w:eastAsia="Georgia" w:hAnsi="Georgia"/>
+          <w:color w:val="5C564A"/>
+          <w:sz w:val="22"/>
+          <w:szCs w:val="22"/>
+        </w:rPr>
+        <w:t xml:space="preserve">, see the Installation Guide) is what actually parses a new paper today.</w:t>
       </w:r>
     </w:p>
     <w:p>
